--- a/backend/app/templates/documents/annex_subcontractor_pl.docx
+++ b/backend/app/templates/documents/annex_subcontractor_pl.docx
@@ -289,7 +289,7 @@
           <w:sz w:val="18"/>
           <w:szCs w:val="18"/>
         </w:rPr>
-        <w:t xml:space="preserve"> {{ g.g_prowadzacy }} działalność gospodarczą pod firmą: {{ partner.legal_name or '…' }}, zarejestrowaną w Centralnej Ewidencji i Informacji o Działalności Gospodarczej pod adresem: {{ partner.business_address or '…' }}, NIP: {{ partner.nip or '…' }}, REGON: {{ partner.regon or '…' }},</w:t>
+        <w:t xml:space="preserve"> {{ g.g_prowadzacy }} działalność gospodarczą pod firmą: {{ partner.legal_name or '…' }}, zarejestrowaną w Centralnej Ewidencji i Informacji o Działalności Gospodarczej pod adresem{% if partner.address_for_service %} do doręczeń{% endif %}: {{ partner.business_address or '…' }}, NIP: {{ partner.nip or '…' }}, REGON: {{ partner.regon or '…' }},</w:t>
       </w:r>
       <w:proofErr w:type="spellStart"/>
       <w:proofErr w:type="spellEnd"/>
